--- a/public/investor-pack/Global-Office-Business-Plan.docx
+++ b/public/investor-pack/Global-Office-Business-Plan.docx
@@ -337,7 +337,7 @@
           <w:i w:val="0"/>
           <w:sz w:val="22"/>
         </w:rPr>
-        <w:t>Global Office is a product of Soteria AI Technologies Limited.</w:t>
+        <w:t>Global Office is a product of Soteria AI Technologies Inc..</w:t>
       </w:r>
     </w:p>
     <w:p>
@@ -1986,7 +1986,7 @@
           <w:i w:val="0"/>
           <w:sz w:val="22"/>
         </w:rPr>
-        <w:t>Wisdom Jonathans — Founder &amp; CEO. Entrepreneur, AI systems strategist, and operator focused on building intelligent platforms that solve large-scale operational challenges. Founder and CEO of Soteria AI Technologies Limited, where he leads development of AI-powered products for business operations and decision-making.</w:t>
+        <w:t>Wisdom Jonathans — Founder &amp; CEO. Entrepreneur, AI systems strategist, and operator focused on building intelligent platforms that solve large-scale operational challenges. Founder and CEO of Soteria AI Technologies Inc., where he leads development of AI-powered products for business operations and decision-making.</w:t>
       </w:r>
     </w:p>
     <w:p>

--- a/public/investor-pack/Global-Office-Business-Plan.docx
+++ b/public/investor-pack/Global-Office-Business-Plan.docx
@@ -337,7 +337,7 @@
           <w:i w:val="0"/>
           <w:sz w:val="22"/>
         </w:rPr>
-        <w:t>Global Office is a product of Soteria AI Technologies Inc..</w:t>
+        <w:t>Global Office is a product of Soteria AI Technologies Inc. (a Delaware C-Corporation).</w:t>
       </w:r>
     </w:p>
     <w:p>

--- a/public/investor-pack/Global-Office-Business-Plan.docx
+++ b/public/investor-pack/Global-Office-Business-Plan.docx
@@ -166,7 +166,7 @@
           <w:rFonts w:ascii="Georgia" w:hAnsi="Georgia"/>
           <w:sz w:val="22"/>
         </w:rPr>
-        <w:t>Base-case Y3 outcome: ~3,600 paying organizations, ~$13.0M ARR, ~80% gross margin, ~$0.6M EBITDA.</w:t>
+        <w:t>Base-case Y3 outcome: ~3,600 paying organizations, ~$13.0M ARR, ~86% gross margin, ~$0.6M EBITDA.</w:t>
       </w:r>
     </w:p>
     <w:p>
@@ -948,7 +948,7 @@
           <w:rFonts w:ascii="Georgia" w:hAnsi="Georgia"/>
           <w:sz w:val="22"/>
         </w:rPr>
-        <w:t>Gross margin: ~80%</w:t>
+        <w:t>Gross margin: ~86%</w:t>
       </w:r>
     </w:p>
     <w:p>
@@ -1016,7 +1016,7 @@
           <w:rFonts w:ascii="Georgia" w:hAnsi="Georgia"/>
           <w:sz w:val="22"/>
         </w:rPr>
-        <w:t>Net revenue retention: ~115%</w:t>
+        <w:t>Net revenue retention: ~120%</w:t>
       </w:r>
     </w:p>
     <w:p>
@@ -1650,7 +1650,7 @@
           </w:tcPr>
           <w:p>
             <w:r>
-              <w:t>72%</w:t>
+              <w:t>82%</w:t>
             </w:r>
           </w:p>
         </w:tc>
@@ -1660,7 +1660,7 @@
           </w:tcPr>
           <w:p>
             <w:r>
-              <w:t>76%</w:t>
+              <w:t>85%</w:t>
             </w:r>
           </w:p>
         </w:tc>
@@ -1670,7 +1670,7 @@
           </w:tcPr>
           <w:p>
             <w:r>
-              <w:t>80%</w:t>
+              <w:t>88%</w:t>
             </w:r>
           </w:p>
         </w:tc>
